--- a/docs/evidence/T29-supplemental.docx
+++ b/docs/evidence/T29-supplemental.docx
@@ -33,7 +33,7 @@
         <w:spacing w:after="130"/>
       </w:pPr>
       <w:r>
-        <w:t xml:space="preserve">项目 悬臂杆工程计算书基线；项目 ID project_c0d093ce-ca61-4376-831f-c5039ff9bc03</w:t>
+        <w:t xml:space="preserve">项目 悬臂杆工程计算书基线；项目 ID project_11379df7-a886-4326-a567-e3217bc03c34</w:t>
       </w:r>
     </w:p>
     <w:p>
@@ -41,7 +41,7 @@
         <w:spacing w:after="130"/>
       </w:pPr>
       <w:r>
-        <w:t xml:space="preserve">分析 ID analysis_7f8a990b-724a-4c64-a2f0-9da8c94dd2ba；输入修订 R7；状态 已完成</w:t>
+        <w:t xml:space="preserve">分析 ID analysis_8a5f9344-3ff5-4111-82fa-a17bd01b5b2f；输入修订 R7；状态 已完成</w:t>
       </w:r>
     </w:p>
     <w:p>
@@ -49,7 +49,7 @@
         <w:spacing w:after="130"/>
       </w:pPr>
       <w:r>
-        <w:t xml:space="preserve">分析时间 2026-10-02T13:51:53.347Z；报告生成时间 2026-10-02T13:51:55.059Z（ISO 8601）</w:t>
+        <w:t xml:space="preserve">分析时间 2026-10-03T05:52:02.417Z；报告生成时间 2026-10-03T05:52:04.492Z（ISO 8601）</w:t>
       </w:r>
     </w:p>
     <w:p>
@@ -4499,7 +4499,7 @@
         <w:spacing w:after="130"/>
       </w:pPr>
       <w:r>
-        <w:t xml:space="preserve">正文来源分析 analysis_7f8a990b-724a-4c64-a2f0-9da8c94dd2ba；输入修订 R7；LC1 · 默认工况。</w:t>
+        <w:t xml:space="preserve">正文来源分析 analysis_8a5f9344-3ff5-4111-82fa-a17bd01b5b2f；输入修订 R7；LC1 · 默认工况。</w:t>
       </w:r>
     </w:p>
     <w:p>
@@ -4541,7 +4541,7 @@
         <w:spacing w:after="130"/>
       </w:pPr>
       <w:r>
-        <w:t xml:space="preserve">补算过程分析 analysis_9bb0e1a1-3c38-4f74-8f1c-482ad23783fc；来源分析 analysis_7f8a990b-724a-4c64-a2f0-9da8c94dd2ba。本段为基于冻结输入补算的过程，不冒充原运行记录；正文仍保留原结果。</w:t>
+        <w:t xml:space="preserve">补算过程分析 analysis_a2d79018-237f-4046-ae62-cd2957dcca73；来源分析 analysis_8a5f9344-3ff5-4111-82fa-a17bd01b5b2f。本段为基于冻结输入补算的过程，不冒充原运行记录；正文仍保留原结果。</w:t>
       </w:r>
     </w:p>
     <w:p>
@@ -23123,7 +23123,7 @@
         <w:spacing w:after="130"/>
       </w:pPr>
       <w:r>
-        <w:t xml:space="preserve">补算过程分析 analysis_9bb0e1a1-3c38-4f74-8f1c-482ad23783fc；来源分析 analysis_7f8a990b-724a-4c64-a2f0-9da8c94dd2ba。本段为基于冻结输入补算的过程，不冒充原运行记录；正文仍保留原结果。</w:t>
+        <w:t xml:space="preserve">补算过程分析 analysis_a2d79018-237f-4046-ae62-cd2957dcca73；来源分析 analysis_8a5f9344-3ff5-4111-82fa-a17bd01b5b2f。本段为基于冻结输入补算的过程，不冒充原运行记录；正文仍保留原结果。</w:t>
       </w:r>
     </w:p>
     <w:p>

--- a/docs/evidence/T29-supplemental.docx
+++ b/docs/evidence/T29-supplemental.docx
@@ -33,7 +33,7 @@
         <w:spacing w:after="130"/>
       </w:pPr>
       <w:r>
-        <w:t xml:space="preserve">项目 悬臂杆工程计算书基线；项目 ID project_11379df7-a886-4326-a567-e3217bc03c34</w:t>
+        <w:t xml:space="preserve">项目 悬臂杆工程计算书基线；项目 ID project_5158cbb6-6c8d-46b5-bdda-e019161fea73</w:t>
       </w:r>
     </w:p>
     <w:p>
@@ -41,7 +41,7 @@
         <w:spacing w:after="130"/>
       </w:pPr>
       <w:r>
-        <w:t xml:space="preserve">分析 ID analysis_8a5f9344-3ff5-4111-82fa-a17bd01b5b2f；输入修订 R7；状态 已完成</w:t>
+        <w:t xml:space="preserve">分析 ID analysis_8ab483e8-bc9b-4eb4-a102-6dfe7c6406e4；输入修订 R7；状态 已完成</w:t>
       </w:r>
     </w:p>
     <w:p>
@@ -49,7 +49,15 @@
         <w:spacing w:after="130"/>
       </w:pPr>
       <w:r>
-        <w:t xml:space="preserve">分析时间 2026-10-03T05:52:02.417Z；报告生成时间 2026-10-03T05:52:04.492Z（ISO 8601）</w:t>
+        <w:t xml:space="preserve">分析时间 2026-10-05T07:08:06.106Z；报告生成时间 2026-10-05T07:08:08.554Z（ISO 8601）</w:t>
+      </w:r>
+    </w:p>
+    <w:p>
+      <w:pPr>
+        <w:spacing w:after="130"/>
+      </w:pPr>
+      <w:r>
+        <w:t xml:space="preserve">历史结果未保存服务运行阶段；不重建或推测原始阶段时间。</w:t>
       </w:r>
     </w:p>
     <w:p>
@@ -4499,7 +4507,7 @@
         <w:spacing w:after="130"/>
       </w:pPr>
       <w:r>
-        <w:t xml:space="preserve">正文来源分析 analysis_8a5f9344-3ff5-4111-82fa-a17bd01b5b2f；输入修订 R7；LC1 · 默认工况。</w:t>
+        <w:t xml:space="preserve">正文来源分析 analysis_8ab483e8-bc9b-4eb4-a102-6dfe7c6406e4；输入修订 R7；LC1 · 默认工况。</w:t>
       </w:r>
     </w:p>
     <w:p>
@@ -4541,7 +4549,7 @@
         <w:spacing w:after="130"/>
       </w:pPr>
       <w:r>
-        <w:t xml:space="preserve">补算过程分析 analysis_a2d79018-237f-4046-ae62-cd2957dcca73；来源分析 analysis_8a5f9344-3ff5-4111-82fa-a17bd01b5b2f。本段为基于冻结输入补算的过程，不冒充原运行记录；正文仍保留原结果。</w:t>
+        <w:t xml:space="preserve">补算过程分析 analysis_bbf8cb32-7880-463b-81f6-92c5984a96ac；来源分析 analysis_8ab483e8-bc9b-4eb4-a102-6dfe7c6406e4。本段为基于冻结输入补算的过程，不冒充原运行记录；正文仍保留原结果。</w:t>
       </w:r>
     </w:p>
     <w:p>
@@ -23123,7 +23131,7 @@
         <w:spacing w:after="130"/>
       </w:pPr>
       <w:r>
-        <w:t xml:space="preserve">补算过程分析 analysis_a2d79018-237f-4046-ae62-cd2957dcca73；来源分析 analysis_8a5f9344-3ff5-4111-82fa-a17bd01b5b2f。本段为基于冻结输入补算的过程，不冒充原运行记录；正文仍保留原结果。</w:t>
+        <w:t xml:space="preserve">补算过程分析 analysis_bbf8cb32-7880-463b-81f6-92c5984a96ac；来源分析 analysis_8ab483e8-bc9b-4eb4-a102-6dfe7c6406e4。本段为基于冻结输入补算的过程，不冒充原运行记录；正文仍保留原结果。</w:t>
       </w:r>
     </w:p>
     <w:p>
